--- a/Belehrung AWS 15.10.2026.docx
+++ b/Belehrung AWS 15.10.2026.docx
@@ -676,8 +676,8 @@
         </w:tblBorders>
       </w:tblPr>
       <w:tblGrid>
-        <w:gridCol w:w="2400"/>
-        <w:gridCol w:w="6954"/>
+        <w:gridCol w:w="4928"/>
+        <w:gridCol w:w="4426"/>
       </w:tblGrid>
       <w:tr>
         <w:trPr>
@@ -685,7 +685,7 @@
         </w:trPr>
         <w:tc>
           <w:tcPr>
-            <w:tcW w:type="dxa" w:w="2400"/>
+            <w:tcW w:type="dxa" w:w="4928"/>
             <w:tcMar>
               <w:top w:type="dxa" w:w="70"/>
               <w:left w:type="dxa" w:w="110"/>
@@ -711,7 +711,7 @@
         </w:tc>
         <w:tc>
           <w:tcPr>
-            <w:tcW w:type="dxa" w:w="6954"/>
+            <w:tcW w:type="dxa" w:w="4426"/>
             <w:tcMar>
               <w:top w:type="dxa" w:w="70"/>
               <w:left w:type="dxa" w:w="110"/>
@@ -735,7 +735,7 @@
         </w:trPr>
         <w:tc>
           <w:tcPr>
-            <w:tcW w:type="dxa" w:w="2400"/>
+            <w:tcW w:type="dxa" w:w="4928"/>
             <w:tcMar>
               <w:top w:type="dxa" w:w="70"/>
               <w:left w:type="dxa" w:w="110"/>
@@ -761,7 +761,7 @@
         </w:tc>
         <w:tc>
           <w:tcPr>
-            <w:tcW w:type="dxa" w:w="6954"/>
+            <w:tcW w:type="dxa" w:w="4426"/>
             <w:tcMar>
               <w:top w:type="dxa" w:w="70"/>
               <w:left w:type="dxa" w:w="110"/>
@@ -785,7 +785,7 @@
         </w:trPr>
         <w:tc>
           <w:tcPr>
-            <w:tcW w:type="dxa" w:w="2400"/>
+            <w:tcW w:type="dxa" w:w="4928"/>
             <w:tcMar>
               <w:top w:type="dxa" w:w="70"/>
               <w:left w:type="dxa" w:w="110"/>
@@ -811,7 +811,7 @@
         </w:tc>
         <w:tc>
           <w:tcPr>
-            <w:tcW w:type="dxa" w:w="6954"/>
+            <w:tcW w:type="dxa" w:w="4426"/>
             <w:tcMar>
               <w:top w:type="dxa" w:w="70"/>
               <w:left w:type="dxa" w:w="110"/>
@@ -1147,9 +1147,12 @@
     <w:next w:val="Normal"/>
     <w:qFormat/>
     <w:rPr>
-      <w:color w:val="1F4D78"/>
-      <w:sz w:val="24"/>
-      <w:szCs w:val="24"/>
+      <w:rFonts w:ascii="Franklin Gothic Book" w:cs="Franklin Gothic Book" w:eastAsia="Franklin Gothic Book" w:hAnsi="Franklin Gothic Book"/>
+      <w:b/>
+      <w:bCs/>
+      <w:color w:val="333333"/>
+      <w:sz w:val="22"/>
+      <w:szCs w:val="22"/>
     </w:rPr>
   </w:style>
   <w:style w:type="paragraph" w:styleId="Heading4">
